--- a/testakten/sanierungsgewinn-starug-plan-windenergie-pellbach-2026/13_szenario_starug_plan_mit_vs_ohne_des.docx
+++ b/testakten/sanierungsgewinn-starug-plan-windenergie-pellbach-2026/13_szenario_starug_plan_mit_vs_ohne_des.docx
@@ -5,10 +5,13 @@
     <w:p>
       <w:pPr>
         <w:pStyle w:val="Heading1"/>
+        <w:spacing w:after="160" w:line="259" w:lineRule="auto"/>
       </w:pPr>
       <w:r>
         <w:rPr>
           <w:rFonts w:ascii="Times New Roman" w:hAnsi="Times New Roman"/>
+          <w:b/>
+          <w:sz w:val="28"/>
         </w:rPr>
         <w:t>13 Szenario-Vergleich — StaRUG-Plan mit und ohne Debt-Equity-Swap</w:t>
       </w:r>
@@ -16,16 +19,20 @@
     <w:p>
       <w:pPr>
         <w:pStyle w:val="Heading2"/>
+        <w:spacing w:before="120" w:after="60" w:line="259" w:lineRule="auto"/>
       </w:pPr>
       <w:r>
         <w:rPr>
           <w:rFonts w:ascii="Times New Roman" w:hAnsi="Times New Roman"/>
+          <w:b/>
+          <w:sz w:val="22"/>
         </w:rPr>
         <w:t>Hypothesen</w:t>
       </w:r>
     </w:p>
     <w:p>
       <w:pPr>
+        <w:spacing w:line="259" w:lineRule="auto" w:after="60"/>
         <w:jc w:val="left"/>
       </w:pPr>
       <w:r>
@@ -35,6 +42,7 @@
     <w:p>
       <w:pPr>
         <w:pStyle w:val="ListBullet"/>
+        <w:spacing w:line="259" w:lineRule="auto" w:after="60"/>
       </w:pPr>
       <w:r>
         <w:rPr>
@@ -49,6 +57,7 @@
     <w:p>
       <w:pPr>
         <w:pStyle w:val="ListBullet"/>
+        <w:spacing w:line="259" w:lineRule="auto" w:after="60"/>
       </w:pPr>
       <w:r>
         <w:rPr>
@@ -63,10 +72,13 @@
     <w:p>
       <w:pPr>
         <w:pStyle w:val="Heading2"/>
+        <w:spacing w:before="120" w:after="60" w:line="259" w:lineRule="auto"/>
       </w:pPr>
       <w:r>
         <w:rPr>
           <w:rFonts w:ascii="Times New Roman" w:hAnsi="Times New Roman"/>
+          <w:b/>
+          <w:sz w:val="22"/>
         </w:rPr>
         <w:t>I. Wirtschaftliche Eckdaten</w:t>
       </w:r>
@@ -74,10 +86,13 @@
     <w:p>
       <w:pPr>
         <w:pStyle w:val="Heading3"/>
+        <w:spacing w:before="120" w:after="60" w:line="259" w:lineRule="auto"/>
       </w:pPr>
       <w:r>
         <w:rPr>
           <w:rFonts w:ascii="Times New Roman" w:hAnsi="Times New Roman"/>
+          <w:b/>
+          <w:sz w:val="22"/>
         </w:rPr>
         <w:t>Variante A (mit DES)</w:t>
       </w:r>
@@ -280,10 +295,13 @@
     <w:p>
       <w:pPr>
         <w:pStyle w:val="Heading3"/>
+        <w:spacing w:before="120" w:after="60" w:line="259" w:lineRule="auto"/>
       </w:pPr>
       <w:r>
         <w:rPr>
           <w:rFonts w:ascii="Times New Roman" w:hAnsi="Times New Roman"/>
+          <w:b/>
+          <w:sz w:val="22"/>
         </w:rPr>
         <w:t>Variante B (ohne DES, reiner Verzicht)</w:t>
       </w:r>
@@ -456,6 +474,7 @@
     <w:p>
       <w:pPr>
         <w:pStyle w:val="Heading2"/>
+        <w:spacing w:line="259" w:lineRule="auto" w:after="60"/>
       </w:pPr>
       <w:r>
         <w:rPr>
@@ -467,6 +486,7 @@
     <w:p>
       <w:pPr>
         <w:pStyle w:val="Heading3"/>
+        <w:spacing w:line="259" w:lineRule="auto" w:after="60"/>
       </w:pPr>
       <w:r>
         <w:rPr>
@@ -682,6 +702,7 @@
     <w:p>
       <w:pPr>
         <w:pStyle w:val="Heading3"/>
+        <w:spacing w:line="259" w:lineRule="auto" w:after="60"/>
       </w:pPr>
       <w:r>
         <w:rPr>
@@ -866,6 +887,7 @@
     </w:tbl>
     <w:p>
       <w:pPr>
+        <w:spacing w:line="259" w:lineRule="auto" w:after="60"/>
         <w:jc w:val="left"/>
       </w:pPr>
       <w:r>
@@ -875,6 +897,7 @@
     <w:p>
       <w:pPr>
         <w:pStyle w:val="Heading2"/>
+        <w:spacing w:line="259" w:lineRule="auto" w:after="60"/>
       </w:pPr>
       <w:r>
         <w:rPr>
@@ -886,6 +909,7 @@
     <w:p>
       <w:pPr>
         <w:pStyle w:val="Heading3"/>
+        <w:spacing w:line="259" w:lineRule="auto" w:after="60"/>
       </w:pPr>
       <w:r>
         <w:rPr>
@@ -897,6 +921,7 @@
     <w:p>
       <w:pPr>
         <w:pStyle w:val="ListBullet"/>
+        <w:spacing w:line="259" w:lineRule="auto" w:after="60"/>
       </w:pPr>
       <w:r>
         <w:t>Banken erhalten 35 % Anteile (Beteiligungsbeteiligung).</w:t>
@@ -905,6 +930,7 @@
     <w:p>
       <w:pPr>
         <w:pStyle w:val="ListBullet"/>
+        <w:spacing w:line="259" w:lineRule="auto" w:after="60"/>
       </w:pPr>
       <w:r>
         <w:t>Verlustabschreibung 22 Mio EUR (statt 30 Mio EUR).</w:t>
@@ -913,6 +939,7 @@
     <w:p>
       <w:pPr>
         <w:pStyle w:val="ListBullet"/>
+        <w:spacing w:line="259" w:lineRule="auto" w:after="60"/>
       </w:pPr>
       <w:r>
         <w:t>Bei Plan-Erfolg: Banken partizipieren am Wertzuwachs der Pellbach Windenergie GmbH.</w:t>
@@ -921,6 +948,7 @@
     <w:p>
       <w:pPr>
         <w:pStyle w:val="ListBullet"/>
+        <w:spacing w:line="259" w:lineRule="auto" w:after="60"/>
       </w:pPr>
       <w:r>
         <w:t>Bei Plan-Misserfolg: Anteile sind wertlos.</w:t>
@@ -928,6 +956,7 @@
     </w:p>
     <w:p>
       <w:pPr>
+        <w:spacing w:line="259" w:lineRule="auto" w:after="60"/>
         <w:jc w:val="left"/>
       </w:pPr>
       <w:r>
@@ -946,6 +975,7 @@
     <w:p>
       <w:pPr>
         <w:pStyle w:val="Heading3"/>
+        <w:spacing w:line="259" w:lineRule="auto" w:after="60"/>
       </w:pPr>
       <w:r>
         <w:rPr>
@@ -957,6 +987,7 @@
     <w:p>
       <w:pPr>
         <w:pStyle w:val="ListBullet"/>
+        <w:spacing w:line="259" w:lineRule="auto" w:after="60"/>
       </w:pPr>
       <w:r>
         <w:t>Banken haben keine Anteile.</w:t>
@@ -965,6 +996,7 @@
     <w:p>
       <w:pPr>
         <w:pStyle w:val="ListBullet"/>
+        <w:spacing w:line="259" w:lineRule="auto" w:after="60"/>
       </w:pPr>
       <w:r>
         <w:t>Verlustabschreibung 30 Mio EUR.</w:t>
@@ -973,6 +1005,7 @@
     <w:p>
       <w:pPr>
         <w:pStyle w:val="ListBullet"/>
+        <w:spacing w:line="259" w:lineRule="auto" w:after="60"/>
       </w:pPr>
       <w:r>
         <w:t>Bei Plan-Erfolg: Banken haben keine Beteiligung am Wertzuwachs.</w:t>
@@ -980,6 +1013,7 @@
     </w:p>
     <w:p>
       <w:pPr>
+        <w:spacing w:line="259" w:lineRule="auto" w:after="60"/>
         <w:jc w:val="left"/>
       </w:pPr>
       <w:r>
@@ -998,6 +1032,7 @@
     <w:p>
       <w:pPr>
         <w:pStyle w:val="Heading2"/>
+        <w:spacing w:line="259" w:lineRule="auto" w:after="60"/>
       </w:pPr>
       <w:r>
         <w:rPr>
@@ -1009,6 +1044,7 @@
     <w:p>
       <w:pPr>
         <w:pStyle w:val="Heading3"/>
+        <w:spacing w:line="259" w:lineRule="auto" w:after="60"/>
       </w:pPr>
       <w:r>
         <w:rPr>
@@ -1020,6 +1056,7 @@
     <w:p>
       <w:pPr>
         <w:pStyle w:val="ListBullet"/>
+        <w:spacing w:line="259" w:lineRule="auto" w:after="60"/>
       </w:pPr>
       <w:r>
         <w:t>Mehr Forderungsmilderung (22 + 8 = 30, vs. nur 30 Mio EUR).</w:t>
@@ -1028,6 +1065,7 @@
     <w:p>
       <w:pPr>
         <w:pStyle w:val="ListBullet"/>
+        <w:spacing w:line="259" w:lineRule="auto" w:after="60"/>
       </w:pPr>
       <w:r>
         <w:t>Aber: 35 % Anteilsverlust für die Familie Pellbach.</w:t>
@@ -1036,6 +1074,7 @@
     <w:p>
       <w:pPr>
         <w:pStyle w:val="ListBullet"/>
+        <w:spacing w:line="259" w:lineRule="auto" w:after="60"/>
       </w:pPr>
       <w:r>
         <w:t>§ 8c KStG-Problematik (mit § 8d KStG-Antrag abgefangen).</w:t>
@@ -1044,6 +1083,7 @@
     <w:p>
       <w:pPr>
         <w:pStyle w:val="Heading3"/>
+        <w:spacing w:line="259" w:lineRule="auto" w:after="60"/>
       </w:pPr>
       <w:r>
         <w:rPr>
@@ -1055,6 +1095,7 @@
     <w:p>
       <w:pPr>
         <w:pStyle w:val="ListBullet"/>
+        <w:spacing w:line="259" w:lineRule="auto" w:after="60"/>
       </w:pPr>
       <w:r>
         <w:t>Familie behält 100 % Anteile.</w:t>
@@ -1063,6 +1104,7 @@
     <w:p>
       <w:pPr>
         <w:pStyle w:val="ListBullet"/>
+        <w:spacing w:line="259" w:lineRule="auto" w:after="60"/>
       </w:pPr>
       <w:r>
         <w:t>Aber: Schuldnerin muss Banken vom höheren Verzicht überzeugen (politisch unwahrscheinlich).</w:t>
@@ -1071,6 +1113,7 @@
     <w:p>
       <w:pPr>
         <w:pStyle w:val="ListBullet"/>
+        <w:spacing w:line="259" w:lineRule="auto" w:after="60"/>
       </w:pPr>
       <w:r>
         <w:t>Kein § 8c KStG-Problem.</w:t>
@@ -1078,6 +1121,7 @@
     </w:p>
     <w:p>
       <w:pPr>
+        <w:spacing w:line="259" w:lineRule="auto" w:after="60"/>
         <w:jc w:val="left"/>
       </w:pPr>
       <w:r>
@@ -1096,6 +1140,7 @@
     <w:p>
       <w:pPr>
         <w:pStyle w:val="Heading2"/>
+        <w:spacing w:line="259" w:lineRule="auto" w:after="60"/>
       </w:pPr>
       <w:r>
         <w:rPr>
@@ -1107,6 +1152,7 @@
     <w:p>
       <w:pPr>
         <w:pStyle w:val="Heading3"/>
+        <w:spacing w:line="259" w:lineRule="auto" w:after="60"/>
       </w:pPr>
       <w:r>
         <w:rPr>
@@ -1118,6 +1164,7 @@
     <w:p>
       <w:pPr>
         <w:pStyle w:val="ListBullet"/>
+        <w:spacing w:line="259" w:lineRule="auto" w:after="60"/>
       </w:pPr>
       <w:r>
         <w:t>DES ist kein klassischer Verzicht; Banken erhalten Anteile.</w:t>
@@ -1126,6 +1173,7 @@
     <w:p>
       <w:pPr>
         <w:pStyle w:val="ListBullet"/>
+        <w:spacing w:line="259" w:lineRule="auto" w:after="60"/>
       </w:pPr>
       <w:r>
         <w:t xml:space="preserve">ILB ist öffentliche Bank (Investitionsbank Brandenburg). Frage: Ist die ILB-Beteiligung am Konsortium </w:t>
@@ -1143,6 +1191,7 @@
     <w:p>
       <w:pPr>
         <w:pStyle w:val="ListBullet"/>
+        <w:spacing w:line="259" w:lineRule="auto" w:after="60"/>
       </w:pPr>
       <w:r>
         <w:t>Pruefung Altmark-Trans-Kriterien: Wenn ILB als Marktteilnehmerin agiert (zu Marktbedingungen), keine Beihilfe.</w:t>
@@ -1151,6 +1200,7 @@
     <w:p>
       <w:pPr>
         <w:pStyle w:val="ListBullet"/>
+        <w:spacing w:line="259" w:lineRule="auto" w:after="60"/>
       </w:pPr>
       <w:r>
         <w:t xml:space="preserve">Hier: ILB nimmt an den gleichen Verzichtskonditionen wie NordKurland und Commerzbank teil. Keine Bevorzugung erkennbar. </w:t>
@@ -1165,6 +1215,7 @@
     <w:p>
       <w:pPr>
         <w:pStyle w:val="Heading3"/>
+        <w:spacing w:line="259" w:lineRule="auto" w:after="60"/>
       </w:pPr>
       <w:r>
         <w:rPr>
@@ -1176,6 +1227,7 @@
     <w:p>
       <w:pPr>
         <w:pStyle w:val="ListBullet"/>
+        <w:spacing w:line="259" w:lineRule="auto" w:after="60"/>
       </w:pPr>
       <w:r>
         <w:t>Wenn ILB pro rata ihres Anteils verzichtet (4,4 Mio EUR von 22 Mio EUR für Variante A; Variante B wäre 6 Mio EUR von 30 Mio EUR), gleichermassen kein Marktverhalten unterstellt.</w:t>
@@ -1184,6 +1236,7 @@
     <w:p>
       <w:pPr>
         <w:pStyle w:val="ListBullet"/>
+        <w:spacing w:line="259" w:lineRule="auto" w:after="60"/>
       </w:pPr>
       <w:r>
         <w:t xml:space="preserve">Hier: Keine ILB-spezifische Begunstigung. </w:t>
@@ -1197,6 +1250,7 @@
     </w:p>
     <w:p>
       <w:pPr>
+        <w:spacing w:line="259" w:lineRule="auto" w:after="60"/>
         <w:jc w:val="left"/>
       </w:pPr>
       <w:r>
@@ -1215,6 +1269,7 @@
     <w:p>
       <w:pPr>
         <w:pStyle w:val="Heading2"/>
+        <w:spacing w:line="259" w:lineRule="auto" w:after="60"/>
       </w:pPr>
       <w:r>
         <w:rPr>
@@ -1552,6 +1607,7 @@
     <w:p>
       <w:pPr>
         <w:pStyle w:val="Heading2"/>
+        <w:spacing w:line="259" w:lineRule="auto" w:after="60"/>
       </w:pPr>
       <w:r>
         <w:rPr>
@@ -1889,6 +1945,7 @@
     <w:p>
       <w:pPr>
         <w:pStyle w:val="Heading2"/>
+        <w:spacing w:line="259" w:lineRule="auto" w:after="60"/>
       </w:pPr>
       <w:r>
         <w:rPr>
@@ -1899,6 +1956,7 @@
     </w:p>
     <w:p>
       <w:pPr>
+        <w:spacing w:line="259" w:lineRule="auto" w:after="60"/>
         <w:jc w:val="left"/>
       </w:pPr>
       <w:r>
@@ -1908,6 +1966,7 @@
     <w:p>
       <w:pPr>
         <w:pStyle w:val="Heading2"/>
+        <w:spacing w:line="259" w:lineRule="auto" w:after="60"/>
       </w:pPr>
       <w:r>
         <w:rPr>
@@ -1918,6 +1977,7 @@
     </w:p>
     <w:p>
       <w:pPr>
+        <w:spacing w:line="259" w:lineRule="auto" w:after="60"/>
         <w:jc w:val="left"/>
       </w:pPr>
       <w:r>
@@ -2377,6 +2437,7 @@
     </w:tbl>
     <w:p>
       <w:pPr>
+        <w:spacing w:line="259" w:lineRule="auto" w:after="60"/>
         <w:jc w:val="left"/>
       </w:pPr>
       <w:r>
@@ -2386,6 +2447,7 @@
     <w:p>
       <w:pPr>
         <w:pStyle w:val="Heading2"/>
+        <w:spacing w:line="259" w:lineRule="auto" w:after="60"/>
       </w:pPr>
       <w:r>
         <w:rPr>
@@ -2396,6 +2458,7 @@
     </w:p>
     <w:p>
       <w:pPr>
+        <w:spacing w:line="259" w:lineRule="auto" w:after="60"/>
         <w:jc w:val="left"/>
       </w:pPr>
       <w:r>
@@ -2404,6 +2467,7 @@
     </w:p>
     <w:p>
       <w:pPr>
+        <w:spacing w:line="259" w:lineRule="auto" w:after="60"/>
         <w:jc w:val="left"/>
       </w:pPr>
       <w:r>
@@ -2411,13 +2475,58 @@
       </w:r>
     </w:p>
     <w:sectPr>
+      <w:headerReference w:type="default" r:id="rId9"/>
+      <w:footerReference w:type="default" r:id="rId10"/>
       <w:pgSz w:w="11906" w:h="16838"/>
-      <w:pgMar w:top="1417" w:right="1417" w:bottom="1417" w:left="1417" w:header="720" w:footer="720" w:gutter="0"/>
+      <w:pgMar w:top="1191" w:right="1247" w:bottom="1134" w:left="1361" w:header="720" w:footer="720" w:gutter="0"/>
       <w:cols w:space="720"/>
       <w:docGrid w:linePitch="360"/>
     </w:sectPr>
   </w:body>
 </w:document>
+</file>
+
+<file path=word/footer1.xml><?xml version="1.0" encoding="utf-8"?>
+<w:ftr xmlns:m="http://schemas.openxmlformats.org/officeDocument/2006/math" xmlns:mc="http://schemas.openxmlformats.org/markup-compatibility/2006" xmlns:mo="http://schemas.microsoft.com/office/mac/office/2008/main" xmlns:mv="urn:schemas-microsoft-com:mac:vml" xmlns:o="urn:schemas-microsoft-com:office:office" xmlns:r="http://schemas.openxmlformats.org/officeDocument/2006/relationships" xmlns:v="urn:schemas-microsoft-com:vml" xmlns:w10="urn:schemas-microsoft-com:office:word" xmlns:w14="http://schemas.microsoft.com/office/word/2010/wordml" xmlns:w="http://schemas.openxmlformats.org/wordprocessingml/2006/main" xmlns:wne="http://schemas.microsoft.com/office/word/2006/wordml" xmlns:wp14="http://schemas.microsoft.com/office/word/2010/wordprocessingDrawing" xmlns:wp="http://schemas.openxmlformats.org/drawingml/2006/wordprocessingDrawing" xmlns:wpc="http://schemas.microsoft.com/office/word/2010/wordprocessingCanvas" xmlns:wpg="http://schemas.microsoft.com/office/word/2010/wordprocessingGroup" xmlns:wpi="http://schemas.microsoft.com/office/word/2010/wordprocessingInk" xmlns:wps="http://schemas.microsoft.com/office/word/2010/wordprocessingShape" mc:Ignorable="w14 wp14">
+  <w:p>
+    <w:pPr>
+      <w:pStyle w:val="Footer"/>
+      <w:jc w:val="left"/>
+    </w:pPr>
+    <w:r/>
+    <w:r>
+      <w:rPr>
+        <w:rFonts w:ascii="Times New Roman" w:hAnsi="Times New Roman"/>
+        <w:b w:val="0"/>
+        <w:color w:val="777777"/>
+        <w:sz w:val="17"/>
+      </w:rPr>
+      <w:t>Vertraulich | Bearbeitungsstand Juli 2026 | nur zur Aktenbearbeitung</w:t>
+    </w:r>
+  </w:p>
+</w:ftr>
+</file>
+
+<file path=word/header1.xml><?xml version="1.0" encoding="utf-8"?>
+<w:hdr xmlns:m="http://schemas.openxmlformats.org/officeDocument/2006/math" xmlns:mc="http://schemas.openxmlformats.org/markup-compatibility/2006" xmlns:mo="http://schemas.microsoft.com/office/mac/office/2008/main" xmlns:mv="urn:schemas-microsoft-com:mac:vml" xmlns:o="urn:schemas-microsoft-com:office:office" xmlns:r="http://schemas.openxmlformats.org/officeDocument/2006/relationships" xmlns:v="urn:schemas-microsoft-com:vml" xmlns:w10="urn:schemas-microsoft-com:office:word" xmlns:w14="http://schemas.microsoft.com/office/word/2010/wordml" xmlns:w="http://schemas.openxmlformats.org/wordprocessingml/2006/main" xmlns:wne="http://schemas.microsoft.com/office/word/2006/wordml" xmlns:wp14="http://schemas.microsoft.com/office/word/2010/wordprocessingDrawing" xmlns:wp="http://schemas.openxmlformats.org/drawingml/2006/wordprocessingDrawing" xmlns:wpc="http://schemas.microsoft.com/office/word/2010/wordprocessingCanvas" xmlns:wpg="http://schemas.microsoft.com/office/word/2010/wordprocessingGroup" xmlns:wpi="http://schemas.microsoft.com/office/word/2010/wordprocessingInk" xmlns:wps="http://schemas.microsoft.com/office/word/2010/wordprocessingShape" mc:Ignorable="w14 wp14">
+  <w:p>
+    <w:pPr>
+      <w:pStyle w:val="Header"/>
+      <w:jc w:val="left"/>
+    </w:pPr>
+    <w:r/>
+    <w:r>
+      <w:rPr>
+        <w:rFonts w:ascii="Times New Roman" w:hAnsi="Times New Roman"/>
+        <w:b w:val="0"/>
+        <w:i w:val="0"/>
+        <w:color w:val="666666"/>
+        <w:sz w:val="17"/>
+      </w:rPr>
+      <w:t>Lindenhof und Partner mbB | Insolvenz- und Restrukturierungsakte | Bearbeitungsstand Juli 2026</w:t>
+    </w:r>
+  </w:p>
+</w:hdr>
 </file>
 
 <file path=word/numbering.xml><?xml version="1.0" encoding="utf-8"?>
@@ -3134,11 +3243,12 @@
       <w:contextualSpacing/>
     </w:pPr>
     <w:rPr>
-      <w:rFonts w:asciiTheme="majorHAnsi" w:eastAsiaTheme="majorEastAsia" w:hAnsiTheme="majorHAnsi" w:cstheme="majorBidi"/>
+      <w:rFonts w:asciiTheme="majorHAnsi" w:eastAsiaTheme="majorEastAsia" w:hAnsiTheme="majorHAnsi" w:cstheme="majorBidi" w:ascii="Times New Roman" w:hAnsi="Times New Roman"/>
+      <w:b/>
       <w:color w:val="17365D" w:themeColor="text2" w:themeShade="BF"/>
       <w:spacing w:val="5"/>
       <w:kern w:val="28"/>
-      <w:sz w:val="52"/>
+      <w:sz w:val="30"/>
       <w:szCs w:val="52"/>
     </w:rPr>
   </w:style>
